--- a/processes/pro.docx
+++ b/processes/pro.docx
@@ -213,10 +213,35 @@
       <w:pPr>
         <w:numPr>
           <w:ilvl w:val="0"/>
+          <w:numId w:val="2"/>
+        </w:numPr>
+        <w:spacing w:line="360" w:lineRule="auto"/>
+        <w:ind w:leftChars="0"/>
+        <w:rPr>
+          <w:rFonts w:hint="eastAsia"/>
+          <w:sz w:val="24"/>
+          <w:szCs w:val="24"/>
+          <w:lang w:val="en-US" w:eastAsia="zh-CN"/>
+        </w:rPr>
+      </w:pPr>
+      <w:r>
+        <w:rPr>
+          <w:rFonts w:hint="eastAsia"/>
+          <w:sz w:val="24"/>
+          <w:szCs w:val="24"/>
+          <w:lang w:val="en-US" w:eastAsia="zh-CN"/>
+        </w:rPr>
+        <w:t>中间更换内容后拖拽到右边显示不出内容。</w:t>
+      </w:r>
+    </w:p>
+    <w:p>
+      <w:pPr>
+        <w:widowControl w:val="0"/>
+        <w:numPr>
           <w:numId w:val="0"/>
         </w:numPr>
         <w:spacing w:line="360" w:lineRule="auto"/>
-        <w:ind w:leftChars="0"/>
+        <w:jc w:val="both"/>
         <w:rPr>
           <w:rFonts w:hint="default"/>
           <w:sz w:val="24"/>
@@ -224,14 +249,179 @@
           <w:lang w:val="en-US" w:eastAsia="zh-CN"/>
         </w:rPr>
       </w:pPr>
-      <w:r>
-        <w:rPr>
-          <w:rFonts w:hint="eastAsia"/>
-          <w:sz w:val="24"/>
-          <w:szCs w:val="24"/>
-          <w:lang w:val="en-US" w:eastAsia="zh-CN"/>
-        </w:rPr>
-        <w:t>4.中间更换内容后</w:t>
+    </w:p>
+    <w:p>
+      <w:pPr>
+        <w:widowControl w:val="0"/>
+        <w:numPr>
+          <w:numId w:val="0"/>
+        </w:numPr>
+        <w:spacing w:line="360" w:lineRule="auto"/>
+        <w:jc w:val="both"/>
+        <w:rPr>
+          <w:rFonts w:hint="default"/>
+          <w:sz w:val="24"/>
+          <w:szCs w:val="24"/>
+          <w:lang w:val="en-US" w:eastAsia="zh-CN"/>
+        </w:rPr>
+      </w:pPr>
+    </w:p>
+    <w:p>
+      <w:pPr>
+        <w:widowControl w:val="0"/>
+        <w:numPr>
+          <w:numId w:val="0"/>
+        </w:numPr>
+        <w:spacing w:line="360" w:lineRule="auto"/>
+        <w:jc w:val="both"/>
+        <w:rPr>
+          <w:rFonts w:hint="eastAsia"/>
+          <w:sz w:val="24"/>
+          <w:szCs w:val="24"/>
+          <w:lang w:val="en-US" w:eastAsia="zh-CN"/>
+        </w:rPr>
+      </w:pPr>
+      <w:r>
+        <w:rPr>
+          <w:rFonts w:hint="eastAsia"/>
+          <w:sz w:val="24"/>
+          <w:szCs w:val="24"/>
+          <w:lang w:val="en-US" w:eastAsia="zh-CN"/>
+        </w:rPr>
+        <w:t>实现的功能：</w:t>
+      </w:r>
+    </w:p>
+    <w:p>
+      <w:pPr>
+        <w:widowControl w:val="0"/>
+        <w:numPr>
+          <w:numId w:val="0"/>
+        </w:numPr>
+        <w:spacing w:line="360" w:lineRule="auto"/>
+        <w:jc w:val="both"/>
+        <w:rPr>
+          <w:rFonts w:hint="eastAsia"/>
+          <w:sz w:val="24"/>
+          <w:szCs w:val="24"/>
+          <w:lang w:val="en-US" w:eastAsia="zh-CN"/>
+        </w:rPr>
+      </w:pPr>
+      <w:r>
+        <w:rPr>
+          <w:rFonts w:hint="eastAsia"/>
+          <w:sz w:val="24"/>
+          <w:szCs w:val="24"/>
+          <w:lang w:val="en-US" w:eastAsia="zh-CN"/>
+        </w:rPr>
+        <w:t>1点击工序工艺显示相应的内容。</w:t>
+      </w:r>
+    </w:p>
+    <w:p>
+      <w:pPr>
+        <w:widowControl w:val="0"/>
+        <w:numPr>
+          <w:ilvl w:val="0"/>
+          <w:numId w:val="1"/>
+        </w:numPr>
+        <w:spacing w:line="360" w:lineRule="auto"/>
+        <w:ind w:left="0" w:leftChars="0" w:firstLine="0" w:firstLineChars="0"/>
+        <w:jc w:val="both"/>
+        <w:rPr>
+          <w:rFonts w:hint="eastAsia"/>
+          <w:sz w:val="24"/>
+          <w:szCs w:val="24"/>
+          <w:lang w:val="en-US" w:eastAsia="zh-CN"/>
+        </w:rPr>
+      </w:pPr>
+      <w:r>
+        <w:rPr>
+          <w:rFonts w:hint="eastAsia"/>
+          <w:sz w:val="24"/>
+          <w:szCs w:val="24"/>
+          <w:lang w:val="en-US" w:eastAsia="zh-CN"/>
+        </w:rPr>
+        <w:t>左侧工序可拖拽至中间并显示相应的内容。</w:t>
+      </w:r>
+    </w:p>
+    <w:p>
+      <w:pPr>
+        <w:widowControl w:val="0"/>
+        <w:numPr>
+          <w:ilvl w:val="0"/>
+          <w:numId w:val="1"/>
+        </w:numPr>
+        <w:spacing w:line="360" w:lineRule="auto"/>
+        <w:ind w:left="0" w:leftChars="0" w:firstLine="0" w:firstLineChars="0"/>
+        <w:jc w:val="both"/>
+        <w:rPr>
+          <w:rFonts w:hint="default"/>
+          <w:sz w:val="24"/>
+          <w:szCs w:val="24"/>
+          <w:lang w:val="en-US" w:eastAsia="zh-CN"/>
+        </w:rPr>
+      </w:pPr>
+      <w:r>
+        <w:rPr>
+          <w:rFonts w:hint="eastAsia"/>
+          <w:sz w:val="24"/>
+          <w:szCs w:val="24"/>
+          <w:lang w:val="en-US" w:eastAsia="zh-CN"/>
+        </w:rPr>
+        <w:t>添加工艺、删除当前工艺</w:t>
+      </w:r>
+    </w:p>
+    <w:p>
+      <w:pPr>
+        <w:widowControl w:val="0"/>
+        <w:numPr>
+          <w:ilvl w:val="0"/>
+          <w:numId w:val="1"/>
+        </w:numPr>
+        <w:spacing w:line="360" w:lineRule="auto"/>
+        <w:ind w:left="0" w:leftChars="0" w:firstLine="0" w:firstLineChars="0"/>
+        <w:jc w:val="both"/>
+        <w:rPr>
+          <w:rFonts w:hint="default"/>
+          <w:sz w:val="24"/>
+          <w:szCs w:val="24"/>
+          <w:lang w:val="en-US" w:eastAsia="zh-CN"/>
+        </w:rPr>
+      </w:pPr>
+      <w:r>
+        <w:rPr>
+          <w:rFonts w:hint="eastAsia"/>
+          <w:sz w:val="24"/>
+          <w:szCs w:val="24"/>
+          <w:lang w:val="en-US" w:eastAsia="zh-CN"/>
+        </w:rPr>
+        <w:t>新增工序、清除工序。</w:t>
+      </w:r>
+    </w:p>
+    <w:p>
+      <w:pPr>
+        <w:widowControl w:val="0"/>
+        <w:numPr>
+          <w:ilvl w:val="0"/>
+          <w:numId w:val="1"/>
+        </w:numPr>
+        <w:spacing w:line="360" w:lineRule="auto"/>
+        <w:ind w:left="0" w:leftChars="0" w:firstLine="0" w:firstLineChars="0"/>
+        <w:jc w:val="both"/>
+        <w:rPr>
+          <w:rFonts w:hint="default"/>
+          <w:sz w:val="24"/>
+          <w:szCs w:val="24"/>
+          <w:lang w:val="en-US" w:eastAsia="zh-CN"/>
+        </w:rPr>
+      </w:pPr>
+      <w:r>
+        <w:rPr>
+          <w:rFonts w:hint="eastAsia"/>
+          <w:sz w:val="24"/>
+          <w:szCs w:val="24"/>
+          <w:lang w:val="en-US" w:eastAsia="zh-CN"/>
+        </w:rPr>
+        <w:t>删除步骤</w:t>
       </w:r>
       <w:bookmarkStart w:id="0" w:name="_GoBack"/>
       <w:bookmarkEnd w:id="0"/>
@@ -242,7 +432,7 @@
           <w:szCs w:val="24"/>
           <w:lang w:val="en-US" w:eastAsia="zh-CN"/>
         </w:rPr>
-        <w:t>拖拽到右边显示不出内容。</w:t>
+        <w:t>。</w:t>
       </w:r>
     </w:p>
     <w:p>
@@ -269,6 +459,22 @@
 <file path=word/numbering.xml><?xml version="1.0" encoding="utf-8"?>
 <w:numbering xmlns:wpc="http://schemas.microsoft.com/office/word/2010/wordprocessingCanvas" xmlns:mc="http://schemas.openxmlformats.org/markup-compatibility/2006" xmlns:o="urn:schemas-microsoft-com:office:office" xmlns:r="http://schemas.openxmlformats.org/officeDocument/2006/relationships" xmlns:m="http://schemas.openxmlformats.org/officeDocument/2006/math" xmlns:v="urn:schemas-microsoft-com:vml" xmlns:wp14="http://schemas.microsoft.com/office/word/2010/wordprocessingDrawing" xmlns:wp="http://schemas.openxmlformats.org/drawingml/2006/wordprocessingDrawing" xmlns:w10="urn:schemas-microsoft-com:office:word" xmlns:w="http://schemas.openxmlformats.org/wordprocessingml/2006/main" xmlns:w14="http://schemas.microsoft.com/office/word/2010/wordml" xmlns:wpg="http://schemas.microsoft.com/office/word/2010/wordprocessingGroup" xmlns:wpi="http://schemas.microsoft.com/office/word/2010/wordprocessingInk" xmlns:wne="http://schemas.microsoft.com/office/word/2006/wordml" xmlns:wps="http://schemas.microsoft.com/office/word/2010/wordprocessingShape" xmlns:wpsCustomData="http://www.wps.cn/officeDocument/2013/wpsCustomData" mc:Ignorable="w14 wp14">
   <w:abstractNum w:abstractNumId="0">
+    <w:nsid w:val="ED8449A4"/>
+    <w:multiLevelType w:val="singleLevel"/>
+    <w:tmpl w:val="ED8449A4"/>
+    <w:lvl w:ilvl="0" w:tentative="0">
+      <w:start w:val="4"/>
+      <w:numFmt w:val="decimal"/>
+      <w:lvlText w:val="%1."/>
+      <w:lvlJc w:val="left"/>
+      <w:pPr>
+        <w:tabs>
+          <w:tab w:val="left" w:pos="312"/>
+        </w:tabs>
+      </w:pPr>
+    </w:lvl>
+  </w:abstractNum>
+  <w:abstractNum w:abstractNumId="1">
     <w:nsid w:val="4DCDF0AB"/>
     <w:multiLevelType w:val="singleLevel"/>
     <w:tmpl w:val="4DCDF0AB"/>
@@ -285,6 +491,9 @@
     </w:lvl>
   </w:abstractNum>
   <w:num w:numId="1">
+    <w:abstractNumId w:val="1"/>
+  </w:num>
+  <w:num w:numId="2">
     <w:abstractNumId w:val="0"/>
   </w:num>
 </w:numbering>
@@ -404,7 +613,7 @@
     <w:lsdException w:unhideWhenUsed="0" w:uiPriority="0" w:semiHidden="0" w:name="HTML Sample"/>
     <w:lsdException w:unhideWhenUsed="0" w:uiPriority="0" w:semiHidden="0" w:name="HTML Typewriter"/>
     <w:lsdException w:unhideWhenUsed="0" w:uiPriority="0" w:semiHidden="0" w:name="HTML Variable"/>
-    <w:lsdException w:unhideWhenUsed="0" w:uiPriority="0" w:name="Normal Table"/>
+    <w:lsdException w:qFormat="1" w:unhideWhenUsed="0" w:uiPriority="0" w:name="Normal Table"/>
     <w:lsdException w:unhideWhenUsed="0" w:uiPriority="0" w:semiHidden="0" w:name="annotation subject"/>
     <w:lsdException w:unhideWhenUsed="0" w:uiPriority="0" w:semiHidden="0" w:name="Table Simple 1"/>
     <w:lsdException w:unhideWhenUsed="0" w:uiPriority="0" w:semiHidden="0" w:name="Table Simple 2"/>
@@ -581,6 +790,7 @@
   <w:style w:type="table" w:default="1" w:styleId="2">
     <w:name w:val="Normal Table"/>
     <w:semiHidden/>
+    <w:qFormat/>
     <w:uiPriority w:val="0"/>
     <w:tblPr>
       <w:tblCellMar>
